--- a/atelier/atelier_191 (1).docx
+++ b/atelier/atelier_191 (1).docx
@@ -474,7 +474,7 @@
                 <w:b w:val="false"/>
                 <w:bCs w:val="false"/>
               </w:rPr>
-              <w:t xml:space="preserve">Frictions identifiées (#190), responsabilité S01 (#182)</w:t>
+              <w:t xml:space="preserve">Frictions identifiées, responsabilité S01</w:t>
             </w:r>
           </w:p>
         </w:tc>
@@ -493,7 +493,7 @@
         <w:spacing w:after="120"/>
       </w:pPr>
       <w:r>
-        <w:t xml:space="preserve">Rejouer un incident (#190) a montré les frictions ; l’une des plus fréquentes est le flou sur le délai et le relais : combien de temps laisse-t-on pour corriger avant d’escalader ? qui prend le relais si le responsable n’y arrive pas ? Sans process clair, le rouge peut traîner indéfiniment. Le sujet de cet atelier est de co-définir un process d’urgence simple : le responsable (le dernier committer, cf. S01-182) a un délai borné — par exemple 2 heures — pour corriger (fix) ou annuler (revert) ; passé ce délai, un binôme prend le relais. Le but est de garantir que le recovery time reste sous contrôle : on ne laisse jamais un rouge traîner, et il y a toujours un plan B. On borne le délai et on organise le relais, pour que la remise au vert soit rapide et systématique.</w:t>
+        <w:t xml:space="preserve">Rejouer un incident a montré les frictions ; l’une des plus fréquentes est le flou sur le délai et le relais : combien de temps laisse-t-on pour corriger avant d’escalader ? qui prend le relais si le responsable n’y arrive pas ? Sans process clair, le rouge peut traîner indéfiniment. Le sujet de cet atelier est de co-définir un process d’urgence simple : le responsable (le dernier committer, cf. S01-182) a un délai borné — par exemple 2 heures — pour corriger (fix) ou annuler (revert) ; passé ce délai, un binôme prend le relais. Le but est de garantir que le recovery time reste sous contrôle : on ne laisse jamais un rouge traîner, et il y a toujours un plan B. On borne le délai et on organise le relais, pour que la remise au vert soit rapide et systématique.</w:t>
       </w:r>
     </w:p>
     <w:p>
@@ -624,7 +624,7 @@
                 <w:sz w:val="18"/>
                 <w:szCs w:val="18"/>
               </w:rPr>
-              <w:t xml:space="preserve">  Pipeline rouge sur main :</w:t>
+              <w:t xml:space="preserve"> Pipeline rouge sur main :</w:t>
             </w:r>
           </w:p>
           <w:p>
@@ -634,7 +634,7 @@
                 <w:sz w:val="18"/>
                 <w:szCs w:val="18"/>
               </w:rPr>
-              <w:t xml:space="preserve">    1. le RESPONSABLE (dernier committer, S01-182)</w:t>
+              <w:t xml:space="preserve"> 1. le RESPONSABLE (dernier committer, S01-182)</w:t>
             </w:r>
           </w:p>
           <w:p>
@@ -644,7 +644,7 @@
                 <w:sz w:val="18"/>
                 <w:szCs w:val="18"/>
               </w:rPr>
-              <w:t xml:space="preserve">       a ~2h pour : FIX (si rapide) OU REVERT</w:t>
+              <w:t xml:space="preserve"> a ~2h pour : FIX (si rapide) OU REVERT</w:t>
             </w:r>
           </w:p>
           <w:p>
@@ -654,7 +654,7 @@
                 <w:sz w:val="18"/>
                 <w:szCs w:val="18"/>
               </w:rPr>
-              <w:t xml:space="preserve">    2. REVERT = option normale, pas un échec</w:t>
+              <w:t xml:space="preserve"> 2. REVERT = option normale, pas un échec</w:t>
             </w:r>
           </w:p>
           <w:p>
@@ -664,7 +664,7 @@
                 <w:sz w:val="18"/>
                 <w:szCs w:val="18"/>
               </w:rPr>
-              <w:t xml:space="preserve">       (retour au vert immédiat, on corrige après)</w:t>
+              <w:t xml:space="preserve"> (retour au vert immédiat, on corrige après)</w:t>
             </w:r>
           </w:p>
           <w:p>
@@ -674,7 +674,7 @@
                 <w:sz w:val="18"/>
                 <w:szCs w:val="18"/>
               </w:rPr>
-              <w:t xml:space="preserve">    3. si non résolu dans le délai -&gt; le BINÔME</w:t>
+              <w:t xml:space="preserve"> 3. si non résolu dans le délai -&gt; le BINÔME</w:t>
             </w:r>
           </w:p>
           <w:p>
@@ -684,7 +684,7 @@
                 <w:sz w:val="18"/>
                 <w:szCs w:val="18"/>
               </w:rPr>
-              <w:t xml:space="preserve">       prend le relais (regard neuf)</w:t>
+              <w:t xml:space="preserve"> prend le relais (regard neuf)</w:t>
             </w:r>
           </w:p>
           <w:p>
@@ -694,7 +694,7 @@
                 <w:sz w:val="18"/>
                 <w:szCs w:val="18"/>
               </w:rPr>
-              <w:t xml:space="preserve">    4. objectif : recovery time &lt; 2h</w:t>
+              <w:t xml:space="preserve"> 4. objectif : recovery time &lt; 2h</w:t>
             </w:r>
           </w:p>
           <w:p>
@@ -714,7 +714,7 @@
                 <w:sz w:val="18"/>
                 <w:szCs w:val="18"/>
               </w:rPr>
-              <w:t xml:space="preserve">  Process pré-décidé = pas d'hésitation en urgence.</w:t>
+              <w:t xml:space="preserve"> Process pré-décidé = pas d'hésitation en urgence.</w:t>
             </w:r>
           </w:p>
         </w:tc>
@@ -1061,7 +1061,7 @@
         <w:spacing w:after="120"/>
       </w:pPr>
       <w:r>
-        <w:t xml:space="preserve">Le process borne le délai. La suite réduit chaque étape : #192 (logs lisibles — accélérer le diagnostic), #193 (playbook des 5 causes fréquentes), #194 (rôles hors heures), #195 (revert automatique — automatiser le plan B). Le process (#191) organise ; les leviers suivants accélèrent.</w:t>
+        <w:t xml:space="preserve">Le process borne le délai. La suite réduit chaque étape : (logs lisibles — accélérer le diagnostic), (playbook des 5 causes fréquentes), (rôles hors heures), (revert automatique — automatiser le plan B). Le process organise ; les leviers suivants accélèrent.</w:t>
       </w:r>
     </w:p>
     <w:p>
@@ -1077,7 +1077,7 @@
         <w:spacing w:after="120"/>
       </w:pPr>
       <w:r>
-        <w:t xml:space="preserve">La squad a co-défini un process d’urgence : délai borné (≈ 2h) pour fix ou revert, revert posé comme option normale, relais par un binôme si non résolu, documenté en un mémo court. Le process pré-décidé supprime l’hésitation et garantit qu’un rouge ne traîne jamais — le recovery time est borné. La mesure Recovery time du hub se rapproche de l’objectif &lt; 2h. La question S03 pose son process, prête à accélérer le diagnostic (#192).</w:t>
+        <w:t xml:space="preserve">La squad a co-défini un process d’urgence : délai borné (≈ 2h) pour fix ou revert, revert posé comme option normale, relais par un binôme si non résolu, documenté en un mémo court. Le process pré-décidé supprime l’hésitation et garantit qu’un rouge ne traîne jamais — le recovery time est borné. La mesure Recovery time du hub se rapproche de l’objectif &lt; 2h. La question S03 pose son process, prête à accélérer le diagnostic.</w:t>
       </w:r>
     </w:p>
     <w:sectPr>
